--- a/templates/bia.docx
+++ b/templates/bia.docx
@@ -76,7 +76,42 @@
                 <w14:ligatures w14:val="none"/>
               </w:rPr>
               <w:br/>
-              <w:t>LÂM MINH</w:t>
+            </w:r>
+            <w:r>
+              <w:rPr>
+                <w:rFonts w:eastAsia="Times New Roman" w:cs="Times New Roman"/>
+                <w:b/>
+                <w:bCs/>
+                <w:kern w:val="0"/>
+                <w:sz w:val="28"/>
+                <w:szCs w:val="28"/>
+                <w14:ligatures w14:val="none"/>
+              </w:rPr>
+              <w:t>{{</w:t>
+            </w:r>
+            <w:r>
+              <w:rPr>
+                <w:rFonts w:eastAsia="Times New Roman" w:cs="Times New Roman"/>
+                <w:b/>
+                <w:bCs/>
+                <w:kern w:val="0"/>
+                <w:sz w:val="28"/>
+                <w:szCs w:val="28"/>
+                <w14:ligatures w14:val="none"/>
+              </w:rPr>
+              <w:t>tenRutGonDonViHTX</w:t>
+            </w:r>
+            <w:r>
+              <w:rPr>
+                <w:rFonts w:eastAsia="Times New Roman" w:cs="Times New Roman"/>
+                <w:b/>
+                <w:bCs/>
+                <w:kern w:val="0"/>
+                <w:sz w:val="28"/>
+                <w:szCs w:val="28"/>
+                <w14:ligatures w14:val="none"/>
+              </w:rPr>
+              <w:t>}}</w:t>
             </w:r>
           </w:p>
         </w:tc>
@@ -188,37 +223,7 @@
                 <w:szCs w:val="32"/>
                 <w14:ligatures w14:val="none"/>
               </w:rPr>
-              <w:t xml:space="preserve"> năm </w:t>
-            </w:r>
-            <w:r>
-              <w:rPr>
-                <w:rFonts w:eastAsia="Times New Roman" w:cs="Times New Roman"/>
-                <w:kern w:val="0"/>
-                <w:sz w:val="32"/>
-                <w:szCs w:val="32"/>
-                <w14:ligatures w14:val="none"/>
-              </w:rPr>
-              <w:t>{{ngayKyHopDong_</w:t>
-            </w:r>
-            <w:r>
-              <w:rPr>
-                <w:rFonts w:eastAsia="Times New Roman" w:cs="Times New Roman"/>
-                <w:kern w:val="0"/>
-                <w:sz w:val="32"/>
-                <w:szCs w:val="32"/>
-                <w14:ligatures w14:val="none"/>
-              </w:rPr>
-              <w:t>yyyy</w:t>
-            </w:r>
-            <w:r>
-              <w:rPr>
-                <w:rFonts w:eastAsia="Times New Roman" w:cs="Times New Roman"/>
-                <w:kern w:val="0"/>
-                <w:sz w:val="32"/>
-                <w:szCs w:val="32"/>
-                <w14:ligatures w14:val="none"/>
-              </w:rPr>
-              <w:t>}}</w:t>
+              <w:t xml:space="preserve"> năm {{ngayKyHopDong_yyyy}}</w:t>
             </w:r>
           </w:p>
         </w:tc>
